--- a/docs/casos-de-uso-v2/CU-08 Buscar y Filtrar Casos.docx
+++ b/docs/casos-de-uso-v2/CU-08 Buscar y Filtrar Casos.docx
@@ -60,7 +60,7 @@
           <w:sz w:val="22"/>
           <w:szCs w:val="22"/>
         </w:rPr>
-        <w:t xml:space="preserve">Versión 2.0</w:t>
+        <w:t xml:space="preserve">Versión 2.1</w:t>
       </w:r>
     </w:p>
     <w:p>
@@ -74,7 +74,7 @@
           <w:sz w:val="22"/>
           <w:szCs w:val="22"/>
         </w:rPr>
-        <w:t xml:space="preserve">Elaborado por Heydi Herrera, Daniel Lima   05/10/2026</w:t>
+        <w:t xml:space="preserve">Elaborado por Heydi Herrera, Daniel Lima   10/10/2026</w:t>
       </w:r>
     </w:p>
     <w:p>
@@ -473,6 +473,124 @@
           </w:p>
         </w:tc>
       </w:tr>
+      <w:tr>
+        <w:tc>
+          <w:tcPr>
+            <w:tcW w:type="dxa" w:w="2300"/>
+            <w:tcBorders>
+              <w:top w:val="single" w:color="999999" w:sz="4"/>
+              <w:left w:val="single" w:color="999999" w:sz="4"/>
+              <w:bottom w:val="single" w:color="999999" w:sz="4"/>
+              <w:right w:val="single" w:color="999999" w:sz="4"/>
+            </w:tcBorders>
+            <w:tcMar>
+              <w:top w:type="dxa" w:w="60"/>
+              <w:left w:type="dxa" w:w="100"/>
+              <w:bottom w:type="dxa" w:w="60"/>
+              <w:right w:type="dxa" w:w="100"/>
+            </w:tcMar>
+          </w:tcPr>
+          <w:p>
+            <w:r>
+              <w:rPr>
+                <w:rFonts w:ascii="Calibri" w:cs="Calibri" w:eastAsia="Calibri" w:hAnsi="Calibri"/>
+                <w:b w:val="false"/>
+                <w:bCs w:val="false"/>
+                <w:sz w:val="20"/>
+                <w:szCs w:val="20"/>
+              </w:rPr>
+              <w:t xml:space="preserve">Heydi Herrera, Daniel Lima</w:t>
+            </w:r>
+          </w:p>
+        </w:tc>
+        <w:tc>
+          <w:tcPr>
+            <w:tcW w:type="dxa" w:w="1400"/>
+            <w:tcBorders>
+              <w:top w:val="single" w:color="999999" w:sz="4"/>
+              <w:left w:val="single" w:color="999999" w:sz="4"/>
+              <w:bottom w:val="single" w:color="999999" w:sz="4"/>
+              <w:right w:val="single" w:color="999999" w:sz="4"/>
+            </w:tcBorders>
+            <w:tcMar>
+              <w:top w:type="dxa" w:w="60"/>
+              <w:left w:type="dxa" w:w="100"/>
+              <w:bottom w:type="dxa" w:w="60"/>
+              <w:right w:type="dxa" w:w="100"/>
+            </w:tcMar>
+          </w:tcPr>
+          <w:p>
+            <w:r>
+              <w:rPr>
+                <w:rFonts w:ascii="Calibri" w:cs="Calibri" w:eastAsia="Calibri" w:hAnsi="Calibri"/>
+                <w:b w:val="false"/>
+                <w:bCs w:val="false"/>
+                <w:sz w:val="20"/>
+                <w:szCs w:val="20"/>
+              </w:rPr>
+              <w:t xml:space="preserve">10/10/2026</w:t>
+            </w:r>
+          </w:p>
+        </w:tc>
+        <w:tc>
+          <w:tcPr>
+            <w:tcW w:type="dxa" w:w="4760"/>
+            <w:tcBorders>
+              <w:top w:val="single" w:color="999999" w:sz="4"/>
+              <w:left w:val="single" w:color="999999" w:sz="4"/>
+              <w:bottom w:val="single" w:color="999999" w:sz="4"/>
+              <w:right w:val="single" w:color="999999" w:sz="4"/>
+            </w:tcBorders>
+            <w:tcMar>
+              <w:top w:type="dxa" w:w="60"/>
+              <w:left w:type="dxa" w:w="100"/>
+              <w:bottom w:type="dxa" w:w="60"/>
+              <w:right w:type="dxa" w:w="100"/>
+            </w:tcMar>
+          </w:tcPr>
+          <w:p>
+            <w:r>
+              <w:rPr>
+                <w:rFonts w:ascii="Calibri" w:cs="Calibri" w:eastAsia="Calibri" w:hAnsi="Calibri"/>
+                <w:b w:val="false"/>
+                <w:bCs w:val="false"/>
+                <w:sz w:val="20"/>
+                <w:szCs w:val="20"/>
+              </w:rPr>
+              <w:t xml:space="preserve">Redacción más fluida de los flujos, con los nombres reales de botones, apartados y mensajes de la interfaz; se agregan los flujos de reasignación y aprobación de respuestas</w:t>
+            </w:r>
+          </w:p>
+        </w:tc>
+        <w:tc>
+          <w:tcPr>
+            <w:tcW w:type="dxa" w:w="900"/>
+            <w:tcBorders>
+              <w:top w:val="single" w:color="999999" w:sz="4"/>
+              <w:left w:val="single" w:color="999999" w:sz="4"/>
+              <w:bottom w:val="single" w:color="999999" w:sz="4"/>
+              <w:right w:val="single" w:color="999999" w:sz="4"/>
+            </w:tcBorders>
+            <w:tcMar>
+              <w:top w:type="dxa" w:w="60"/>
+              <w:left w:type="dxa" w:w="100"/>
+              <w:bottom w:type="dxa" w:w="60"/>
+              <w:right w:type="dxa" w:w="100"/>
+            </w:tcMar>
+          </w:tcPr>
+          <w:p>
+            <w:r>
+              <w:rPr>
+                <w:rFonts w:ascii="Calibri" w:cs="Calibri" w:eastAsia="Calibri" w:hAnsi="Calibri"/>
+                <w:b w:val="false"/>
+                <w:bCs w:val="false"/>
+                <w:sz w:val="20"/>
+                <w:szCs w:val="20"/>
+              </w:rPr>
+              <w:t xml:space="preserve">2.1</w:t>
+            </w:r>
+          </w:p>
+        </w:tc>
+      </w:tr>
     </w:tbl>
     <w:p>
       <w:pPr>
@@ -514,7 +632,7 @@
           <w:sz w:val="22"/>
           <w:szCs w:val="22"/>
         </w:rPr>
-        <w:t xml:space="preserve">Este caso de uso permite al personal administrativo localizar rápidamente casos dentro del sistema mediante diferentes criterios de búsqueda y filtros. Facilita la gestión cuando existe un volumen elevado de registros.</w:t>
+        <w:t xml:space="preserve">Este caso de uso describe cómo el personal interno localiza casos en la “Bandeja de casos” combinando uno o varios criterios de búsqueda, útil cuando existe un volumen alto de registros.</w:t>
       </w:r>
     </w:p>
     <w:p>
@@ -544,7 +662,7 @@
           <w:sz w:val="22"/>
           <w:szCs w:val="22"/>
         </w:rPr>
-        <w:t xml:space="preserve">Permitir al Administrador General, al Gerente y al Operador localizar casos de manera rápida mediante uno o varios criterios de búsqueda combinables.</w:t>
+        <w:t xml:space="preserve">Permitir al Administrador General, al Gerente y al Operador encontrar rápidamente los casos que les interesan y continuar con su gestión.</w:t>
       </w:r>
     </w:p>
     <w:p>
@@ -685,7 +803,7 @@
           <w:sz w:val="22"/>
           <w:szCs w:val="22"/>
         </w:rPr>
-        <w:t xml:space="preserve">El usuario debe haber iniciado sesión.</w:t>
+        <w:t xml:space="preserve">El usuario ha iniciado sesión como personal interno (CU-00).</w:t>
       </w:r>
     </w:p>
     <w:p>
@@ -703,25 +821,7 @@
           <w:sz w:val="22"/>
           <w:szCs w:val="22"/>
         </w:rPr>
-        <w:t xml:space="preserve">El usuario debe contar con permisos para consultar casos.</w:t>
-      </w:r>
-    </w:p>
-    <w:p>
-      <w:pPr>
-        <w:pStyle w:val="ListParagraph"/>
-        <w:numPr>
-          <w:ilvl w:val="0"/>
-          <w:numId w:val="2"/>
-        </w:numPr>
-        <w:spacing w:after="60"/>
-      </w:pPr>
-      <w:r>
-        <w:rPr>
-          <w:rFonts w:ascii="Calibri" w:cs="Calibri" w:eastAsia="Calibri" w:hAnsi="Calibri"/>
-          <w:sz w:val="22"/>
-          <w:szCs w:val="22"/>
-        </w:rPr>
-        <w:t xml:space="preserve">Deben existir casos registrados en el sistema.</w:t>
+        <w:t xml:space="preserve">Existen casos registrados dentro de su alcance.</w:t>
       </w:r>
     </w:p>
     <w:p>
@@ -756,7 +856,7 @@
           <w:sz w:val="22"/>
           <w:szCs w:val="22"/>
         </w:rPr>
-        <w:t xml:space="preserve">El Administrador General, Gerente u Operador accede al panel de búsqueda de casos.</w:t>
+        <w:t xml:space="preserve">El usuario abre la pantalla “Bandeja de casos”, que es su pantalla principal tras iniciar sesión.</w:t>
       </w:r>
     </w:p>
     <w:p>
@@ -774,25 +874,7 @@
           <w:sz w:val="22"/>
           <w:szCs w:val="22"/>
         </w:rPr>
-        <w:t xml:space="preserve">El sistema muestra los criterios de búsqueda disponibles.</w:t>
-      </w:r>
-    </w:p>
-    <w:p>
-      <w:pPr>
-        <w:pStyle w:val="ListParagraph"/>
-        <w:numPr>
-          <w:ilvl w:val="0"/>
-          <w:numId w:val="3"/>
-        </w:numPr>
-        <w:spacing w:after="80"/>
-      </w:pPr>
-      <w:r>
-        <w:rPr>
-          <w:rFonts w:ascii="Calibri" w:cs="Calibri" w:eastAsia="Calibri" w:hAnsi="Calibri"/>
-          <w:sz w:val="22"/>
-          <w:szCs w:val="22"/>
-        </w:rPr>
-        <w:t xml:space="preserve">El usuario selecciona y combina los criterios de filtro. Todos son opcionales y se pueden combinar (FA01, FA02):</w:t>
+        <w:t xml:space="preserve">En la parte superior, el sistema muestra los criterios de búsqueda. Todos son opcionales y se pueden combinar (FA01, FA02):</w:t>
       </w:r>
     </w:p>
     <w:tbl>
@@ -964,7 +1046,7 @@
                 <w:sz w:val="20"/>
                 <w:szCs w:val="20"/>
               </w:rPr>
-              <w:t xml:space="preserve">fecha inicial y fecha final</w:t>
+              <w:t xml:space="preserve">Buscar por palabra clave (código o descripción)</w:t>
             </w:r>
           </w:p>
         </w:tc>
@@ -993,7 +1075,7 @@
                 <w:sz w:val="20"/>
                 <w:szCs w:val="20"/>
               </w:rPr>
-              <w:t xml:space="preserve">formato fecha DD/MM/AAAA</w:t>
+              <w:t xml:space="preserve">alfanumérico</w:t>
             </w:r>
           </w:p>
         </w:tc>
@@ -1051,7 +1133,7 @@
                 <w:sz w:val="20"/>
                 <w:szCs w:val="20"/>
               </w:rPr>
-              <w:t xml:space="preserve">8 caracteres</w:t>
+              <w:t xml:space="preserve">—</w:t>
             </w:r>
           </w:p>
         </w:tc>
@@ -1082,7 +1164,7 @@
                 <w:sz w:val="20"/>
                 <w:szCs w:val="20"/>
               </w:rPr>
-              <w:t xml:space="preserve">tipo de caso</w:t>
+              <w:t xml:space="preserve">Código del caso</w:t>
             </w:r>
           </w:p>
         </w:tc>
@@ -1111,7 +1193,7 @@
                 <w:sz w:val="20"/>
                 <w:szCs w:val="20"/>
               </w:rPr>
-              <w:t xml:space="preserve">catalogo_tipo_caso</w:t>
+              <w:t xml:space="preserve">alfanumérico</w:t>
             </w:r>
           </w:p>
         </w:tc>
@@ -1169,7 +1251,7 @@
                 <w:sz w:val="20"/>
                 <w:szCs w:val="20"/>
               </w:rPr>
-              <w:t xml:space="preserve">50 caracteres</w:t>
+              <w:t xml:space="preserve">20 caracteres</w:t>
             </w:r>
           </w:p>
         </w:tc>
@@ -1200,7 +1282,7 @@
                 <w:sz w:val="20"/>
                 <w:szCs w:val="20"/>
               </w:rPr>
-              <w:t xml:space="preserve">categoría de servicio</w:t>
+              <w:t xml:space="preserve">Correo del usuario</w:t>
             </w:r>
           </w:p>
         </w:tc>
@@ -1229,7 +1311,7 @@
                 <w:sz w:val="20"/>
                 <w:szCs w:val="20"/>
               </w:rPr>
-              <w:t xml:space="preserve">catalogo_categoria</w:t>
+              <w:t xml:space="preserve">alfanumérico</w:t>
             </w:r>
           </w:p>
         </w:tc>
@@ -1287,7 +1369,7 @@
                 <w:sz w:val="20"/>
                 <w:szCs w:val="20"/>
               </w:rPr>
-              <w:t xml:space="preserve">50 caracteres</w:t>
+              <w:t xml:space="preserve">100 caracteres</w:t>
             </w:r>
           </w:p>
         </w:tc>
@@ -1318,7 +1400,7 @@
                 <w:sz w:val="20"/>
                 <w:szCs w:val="20"/>
               </w:rPr>
-              <w:t xml:space="preserve">sucursal</w:t>
+              <w:t xml:space="preserve">Sucursal</w:t>
             </w:r>
           </w:p>
         </w:tc>
@@ -1347,7 +1429,7 @@
                 <w:sz w:val="20"/>
                 <w:szCs w:val="20"/>
               </w:rPr>
-              <w:t xml:space="preserve">catalogo_sucursal</w:t>
+              <w:t xml:space="preserve">catálogo (Todas / sucursal)</w:t>
             </w:r>
           </w:p>
         </w:tc>
@@ -1436,7 +1518,7 @@
                 <w:sz w:val="20"/>
                 <w:szCs w:val="20"/>
               </w:rPr>
-              <w:t xml:space="preserve">estado del caso</w:t>
+              <w:t xml:space="preserve">Tipo de caso</w:t>
             </w:r>
           </w:p>
         </w:tc>
@@ -1465,7 +1547,7 @@
                 <w:sz w:val="20"/>
                 <w:szCs w:val="20"/>
               </w:rPr>
-              <w:t xml:space="preserve">catalogo_estado_caso</w:t>
+              <w:t xml:space="preserve">catálogo</w:t>
             </w:r>
           </w:p>
         </w:tc>
@@ -1554,7 +1636,7 @@
                 <w:sz w:val="20"/>
                 <w:szCs w:val="20"/>
               </w:rPr>
-              <w:t xml:space="preserve">responsable asignado (o “sin asignar”)</w:t>
+              <w:t xml:space="preserve">Categoría de servicio</w:t>
             </w:r>
           </w:p>
         </w:tc>
@@ -1583,7 +1665,7 @@
                 <w:sz w:val="20"/>
                 <w:szCs w:val="20"/>
               </w:rPr>
-              <w:t xml:space="preserve">catalogo_empleado</w:t>
+              <w:t xml:space="preserve">catálogo</w:t>
             </w:r>
           </w:p>
         </w:tc>
@@ -1641,7 +1723,7 @@
                 <w:sz w:val="20"/>
                 <w:szCs w:val="20"/>
               </w:rPr>
-              <w:t xml:space="preserve">—</w:t>
+              <w:t xml:space="preserve">50 caracteres</w:t>
             </w:r>
           </w:p>
         </w:tc>
@@ -1672,7 +1754,7 @@
                 <w:sz w:val="20"/>
                 <w:szCs w:val="20"/>
               </w:rPr>
-              <w:t xml:space="preserve">identificador / código del caso</w:t>
+              <w:t xml:space="preserve">Estado</w:t>
             </w:r>
           </w:p>
         </w:tc>
@@ -1701,7 +1783,7 @@
                 <w:sz w:val="20"/>
                 <w:szCs w:val="20"/>
               </w:rPr>
-              <w:t xml:space="preserve">alfanumérico</w:t>
+              <w:t xml:space="preserve">catálogo</w:t>
             </w:r>
           </w:p>
         </w:tc>
@@ -1759,7 +1841,7 @@
                 <w:sz w:val="20"/>
                 <w:szCs w:val="20"/>
               </w:rPr>
-              <w:t xml:space="preserve">20 caracteres</w:t>
+              <w:t xml:space="preserve">50 caracteres</w:t>
             </w:r>
           </w:p>
         </w:tc>
@@ -1790,7 +1872,7 @@
                 <w:sz w:val="20"/>
                 <w:szCs w:val="20"/>
               </w:rPr>
-              <w:t xml:space="preserve">datos del usuario / correo</w:t>
+              <w:t xml:space="preserve">Responsable asignado</w:t>
             </w:r>
           </w:p>
         </w:tc>
@@ -1819,7 +1901,7 @@
                 <w:sz w:val="20"/>
                 <w:szCs w:val="20"/>
               </w:rPr>
-              <w:t xml:space="preserve">alfanumérico</w:t>
+              <w:t xml:space="preserve">catálogo (incluye “Sin asignar”)</w:t>
             </w:r>
           </w:p>
         </w:tc>
@@ -1877,7 +1959,7 @@
                 <w:sz w:val="20"/>
                 <w:szCs w:val="20"/>
               </w:rPr>
-              <w:t xml:space="preserve">100 caracteres</w:t>
+              <w:t xml:space="preserve">—</w:t>
             </w:r>
           </w:p>
         </w:tc>
@@ -1908,7 +1990,7 @@
                 <w:sz w:val="20"/>
                 <w:szCs w:val="20"/>
               </w:rPr>
-              <w:t xml:space="preserve">texto libre (código o descripción)</w:t>
+              <w:t xml:space="preserve">Fecha inicial</w:t>
             </w:r>
           </w:p>
         </w:tc>
@@ -1937,7 +2019,243 @@
                 <w:sz w:val="20"/>
                 <w:szCs w:val="20"/>
               </w:rPr>
-              <w:t xml:space="preserve">alfanumérico</w:t>
+              <w:t xml:space="preserve">formato fecha DD/MM/AAAA</w:t>
+            </w:r>
+          </w:p>
+        </w:tc>
+        <w:tc>
+          <w:tcPr>
+            <w:tcW w:type="dxa" w:w="1500"/>
+            <w:tcBorders>
+              <w:top w:val="single" w:color="999999" w:sz="4"/>
+              <w:left w:val="single" w:color="999999" w:sz="4"/>
+              <w:bottom w:val="single" w:color="999999" w:sz="4"/>
+              <w:right w:val="single" w:color="999999" w:sz="4"/>
+            </w:tcBorders>
+            <w:tcMar>
+              <w:top w:type="dxa" w:w="60"/>
+              <w:left w:type="dxa" w:w="100"/>
+              <w:bottom w:type="dxa" w:w="60"/>
+              <w:right w:type="dxa" w:w="100"/>
+            </w:tcMar>
+          </w:tcPr>
+          <w:p>
+            <w:r>
+              <w:rPr>
+                <w:rFonts w:ascii="Calibri" w:cs="Calibri" w:eastAsia="Calibri" w:hAnsi="Calibri"/>
+                <w:b w:val="false"/>
+                <w:bCs w:val="false"/>
+                <w:sz w:val="20"/>
+                <w:szCs w:val="20"/>
+              </w:rPr>
+              <w:t xml:space="preserve">No</w:t>
+            </w:r>
+          </w:p>
+        </w:tc>
+        <w:tc>
+          <w:tcPr>
+            <w:tcW w:type="dxa" w:w="2260"/>
+            <w:tcBorders>
+              <w:top w:val="single" w:color="999999" w:sz="4"/>
+              <w:left w:val="single" w:color="999999" w:sz="4"/>
+              <w:bottom w:val="single" w:color="999999" w:sz="4"/>
+              <w:right w:val="single" w:color="999999" w:sz="4"/>
+            </w:tcBorders>
+            <w:tcMar>
+              <w:top w:type="dxa" w:w="60"/>
+              <w:left w:type="dxa" w:w="100"/>
+              <w:bottom w:type="dxa" w:w="60"/>
+              <w:right w:type="dxa" w:w="100"/>
+            </w:tcMar>
+          </w:tcPr>
+          <w:p>
+            <w:r>
+              <w:rPr>
+                <w:rFonts w:ascii="Calibri" w:cs="Calibri" w:eastAsia="Calibri" w:hAnsi="Calibri"/>
+                <w:b w:val="false"/>
+                <w:bCs w:val="false"/>
+                <w:sz w:val="20"/>
+                <w:szCs w:val="20"/>
+              </w:rPr>
+              <w:t xml:space="preserve">10 caracteres</w:t>
+            </w:r>
+          </w:p>
+        </w:tc>
+      </w:tr>
+      <w:tr>
+        <w:tc>
+          <w:tcPr>
+            <w:tcW w:type="dxa" w:w="2600"/>
+            <w:tcBorders>
+              <w:top w:val="single" w:color="999999" w:sz="4"/>
+              <w:left w:val="single" w:color="999999" w:sz="4"/>
+              <w:bottom w:val="single" w:color="999999" w:sz="4"/>
+              <w:right w:val="single" w:color="999999" w:sz="4"/>
+            </w:tcBorders>
+            <w:tcMar>
+              <w:top w:type="dxa" w:w="60"/>
+              <w:left w:type="dxa" w:w="100"/>
+              <w:bottom w:type="dxa" w:w="60"/>
+              <w:right w:type="dxa" w:w="100"/>
+            </w:tcMar>
+          </w:tcPr>
+          <w:p>
+            <w:r>
+              <w:rPr>
+                <w:rFonts w:ascii="Calibri" w:cs="Calibri" w:eastAsia="Calibri" w:hAnsi="Calibri"/>
+                <w:b w:val="false"/>
+                <w:bCs w:val="false"/>
+                <w:sz w:val="20"/>
+                <w:szCs w:val="20"/>
+              </w:rPr>
+              <w:t xml:space="preserve">Fecha final</w:t>
+            </w:r>
+          </w:p>
+        </w:tc>
+        <w:tc>
+          <w:tcPr>
+            <w:tcW w:type="dxa" w:w="3000"/>
+            <w:tcBorders>
+              <w:top w:val="single" w:color="999999" w:sz="4"/>
+              <w:left w:val="single" w:color="999999" w:sz="4"/>
+              <w:bottom w:val="single" w:color="999999" w:sz="4"/>
+              <w:right w:val="single" w:color="999999" w:sz="4"/>
+            </w:tcBorders>
+            <w:tcMar>
+              <w:top w:type="dxa" w:w="60"/>
+              <w:left w:type="dxa" w:w="100"/>
+              <w:bottom w:type="dxa" w:w="60"/>
+              <w:right w:type="dxa" w:w="100"/>
+            </w:tcMar>
+          </w:tcPr>
+          <w:p>
+            <w:r>
+              <w:rPr>
+                <w:rFonts w:ascii="Calibri" w:cs="Calibri" w:eastAsia="Calibri" w:hAnsi="Calibri"/>
+                <w:b w:val="false"/>
+                <w:bCs w:val="false"/>
+                <w:sz w:val="20"/>
+                <w:szCs w:val="20"/>
+              </w:rPr>
+              <w:t xml:space="preserve">formato fecha DD/MM/AAAA</w:t>
+            </w:r>
+          </w:p>
+        </w:tc>
+        <w:tc>
+          <w:tcPr>
+            <w:tcW w:type="dxa" w:w="1500"/>
+            <w:tcBorders>
+              <w:top w:val="single" w:color="999999" w:sz="4"/>
+              <w:left w:val="single" w:color="999999" w:sz="4"/>
+              <w:bottom w:val="single" w:color="999999" w:sz="4"/>
+              <w:right w:val="single" w:color="999999" w:sz="4"/>
+            </w:tcBorders>
+            <w:tcMar>
+              <w:top w:type="dxa" w:w="60"/>
+              <w:left w:type="dxa" w:w="100"/>
+              <w:bottom w:type="dxa" w:w="60"/>
+              <w:right w:type="dxa" w:w="100"/>
+            </w:tcMar>
+          </w:tcPr>
+          <w:p>
+            <w:r>
+              <w:rPr>
+                <w:rFonts w:ascii="Calibri" w:cs="Calibri" w:eastAsia="Calibri" w:hAnsi="Calibri"/>
+                <w:b w:val="false"/>
+                <w:bCs w:val="false"/>
+                <w:sz w:val="20"/>
+                <w:szCs w:val="20"/>
+              </w:rPr>
+              <w:t xml:space="preserve">No</w:t>
+            </w:r>
+          </w:p>
+        </w:tc>
+        <w:tc>
+          <w:tcPr>
+            <w:tcW w:type="dxa" w:w="2260"/>
+            <w:tcBorders>
+              <w:top w:val="single" w:color="999999" w:sz="4"/>
+              <w:left w:val="single" w:color="999999" w:sz="4"/>
+              <w:bottom w:val="single" w:color="999999" w:sz="4"/>
+              <w:right w:val="single" w:color="999999" w:sz="4"/>
+            </w:tcBorders>
+            <w:tcMar>
+              <w:top w:type="dxa" w:w="60"/>
+              <w:left w:type="dxa" w:w="100"/>
+              <w:bottom w:type="dxa" w:w="60"/>
+              <w:right w:type="dxa" w:w="100"/>
+            </w:tcMar>
+          </w:tcPr>
+          <w:p>
+            <w:r>
+              <w:rPr>
+                <w:rFonts w:ascii="Calibri" w:cs="Calibri" w:eastAsia="Calibri" w:hAnsi="Calibri"/>
+                <w:b w:val="false"/>
+                <w:bCs w:val="false"/>
+                <w:sz w:val="20"/>
+                <w:szCs w:val="20"/>
+              </w:rPr>
+              <w:t xml:space="preserve">10 caracteres</w:t>
+            </w:r>
+          </w:p>
+        </w:tc>
+      </w:tr>
+      <w:tr>
+        <w:tc>
+          <w:tcPr>
+            <w:tcW w:type="dxa" w:w="2600"/>
+            <w:tcBorders>
+              <w:top w:val="single" w:color="999999" w:sz="4"/>
+              <w:left w:val="single" w:color="999999" w:sz="4"/>
+              <w:bottom w:val="single" w:color="999999" w:sz="4"/>
+              <w:right w:val="single" w:color="999999" w:sz="4"/>
+            </w:tcBorders>
+            <w:tcMar>
+              <w:top w:type="dxa" w:w="60"/>
+              <w:left w:type="dxa" w:w="100"/>
+              <w:bottom w:type="dxa" w:w="60"/>
+              <w:right w:type="dxa" w:w="100"/>
+            </w:tcMar>
+          </w:tcPr>
+          <w:p>
+            <w:r>
+              <w:rPr>
+                <w:rFonts w:ascii="Calibri" w:cs="Calibri" w:eastAsia="Calibri" w:hAnsi="Calibri"/>
+                <w:b w:val="false"/>
+                <w:bCs w:val="false"/>
+                <w:sz w:val="20"/>
+                <w:szCs w:val="20"/>
+              </w:rPr>
+              <w:t xml:space="preserve">Ordenar por / Orden</w:t>
+            </w:r>
+          </w:p>
+        </w:tc>
+        <w:tc>
+          <w:tcPr>
+            <w:tcW w:type="dxa" w:w="3000"/>
+            <w:tcBorders>
+              <w:top w:val="single" w:color="999999" w:sz="4"/>
+              <w:left w:val="single" w:color="999999" w:sz="4"/>
+              <w:bottom w:val="single" w:color="999999" w:sz="4"/>
+              <w:right w:val="single" w:color="999999" w:sz="4"/>
+            </w:tcBorders>
+            <w:tcMar>
+              <w:top w:type="dxa" w:w="60"/>
+              <w:left w:type="dxa" w:w="100"/>
+              <w:bottom w:type="dxa" w:w="60"/>
+              <w:right w:type="dxa" w:w="100"/>
+            </w:tcMar>
+          </w:tcPr>
+          <w:p>
+            <w:r>
+              <w:rPr>
+                <w:rFonts w:ascii="Calibri" w:cs="Calibri" w:eastAsia="Calibri" w:hAnsi="Calibri"/>
+                <w:b w:val="false"/>
+                <w:bCs w:val="false"/>
+                <w:sz w:val="20"/>
+                <w:szCs w:val="20"/>
+              </w:rPr>
+              <w:t xml:space="preserve">Fecha de creación, Estado, Tipo de caso, Sucursal o Código; Descendente o Ascendente</w:t>
             </w:r>
           </w:p>
         </w:tc>
@@ -2029,7 +2347,7 @@
           <w:sz w:val="22"/>
           <w:szCs w:val="22"/>
         </w:rPr>
-        <w:t xml:space="preserve">El usuario ejecuta la búsqueda presionando el botón “Buscar”.</w:t>
+        <w:t xml:space="preserve">El usuario completa los criterios que necesita y presiona el botón “Buscar”. El botón “Limpiar Filtros” borra todos los criterios.</w:t>
       </w:r>
     </w:p>
     <w:p>
@@ -2047,7 +2365,7 @@
           <w:sz w:val="22"/>
           <w:szCs w:val="22"/>
         </w:rPr>
-        <w:t xml:space="preserve">El sistema procesa los criterios seleccionados y ejecuta la consulta.</w:t>
+        <w:t xml:space="preserve">El sistema procesa los criterios, ejecuta la consulta y muestra, sobre la tabla, el total encontrado con el texto “&lt;n&gt; caso(s) encontrado(s)”.</w:t>
       </w:r>
     </w:p>
     <w:p>
@@ -2065,7 +2383,7 @@
           <w:sz w:val="22"/>
           <w:szCs w:val="22"/>
         </w:rPr>
-        <w:t xml:space="preserve">El sistema muestra los casos que coinciden con los criterios establecidos en una tabla.</w:t>
+        <w:t xml:space="preserve">El sistema muestra los casos que coinciden en la tabla (Código, Tipo, Categoría, Fecha, Estado Actual, Responsable y Acciones), ordenados según lo elegido.</w:t>
       </w:r>
     </w:p>
     <w:p>
@@ -2083,7 +2401,7 @@
           <w:sz w:val="22"/>
           <w:szCs w:val="22"/>
         </w:rPr>
-        <w:t xml:space="preserve">El usuario puede ordenar los resultados según las opciones disponibles (fecha, estado, tipo, sucursal, código).</w:t>
+        <w:t xml:space="preserve">El usuario usa los botones de la columna Acciones (por ejemplo “Gestionar”, “Responder”, “Reasignar” o “Aprobar respuesta”) para continuar la atención del caso (CU-07).</w:t>
       </w:r>
     </w:p>
     <w:p>
@@ -2101,42 +2419,6 @@
           <w:sz w:val="22"/>
           <w:szCs w:val="22"/>
         </w:rPr>
-        <w:t xml:space="preserve">El usuario selecciona un caso para consultar su información detallada.</w:t>
-      </w:r>
-    </w:p>
-    <w:p>
-      <w:pPr>
-        <w:pStyle w:val="ListParagraph"/>
-        <w:numPr>
-          <w:ilvl w:val="0"/>
-          <w:numId w:val="3"/>
-        </w:numPr>
-        <w:spacing w:after="80"/>
-      </w:pPr>
-      <w:r>
-        <w:rPr>
-          <w:rFonts w:ascii="Calibri" w:cs="Calibri" w:eastAsia="Calibri" w:hAnsi="Calibri"/>
-          <w:sz w:val="22"/>
-          <w:szCs w:val="22"/>
-        </w:rPr>
-        <w:t xml:space="preserve">El sistema muestra el detalle del caso y permite continuar con su gestión mediante CU-07.</w:t>
-      </w:r>
-    </w:p>
-    <w:p>
-      <w:pPr>
-        <w:pStyle w:val="ListParagraph"/>
-        <w:numPr>
-          <w:ilvl w:val="0"/>
-          <w:numId w:val="3"/>
-        </w:numPr>
-        <w:spacing w:after="80"/>
-      </w:pPr>
-      <w:r>
-        <w:rPr>
-          <w:rFonts w:ascii="Calibri" w:cs="Calibri" w:eastAsia="Calibri" w:hAnsi="Calibri"/>
-          <w:sz w:val="22"/>
-          <w:szCs w:val="22"/>
-        </w:rPr>
         <w:t xml:space="preserve">Fin del flujo normal básico.</w:t>
       </w:r>
     </w:p>
@@ -2188,7 +2470,7 @@
           <w:sz w:val="22"/>
           <w:szCs w:val="22"/>
         </w:rPr>
-        <w:t xml:space="preserve">El usuario ejecuta una búsqueda.</w:t>
+        <w:t xml:space="preserve">Ningún caso coincide con los criterios.</w:t>
       </w:r>
     </w:p>
     <w:p>
@@ -2206,7 +2488,7 @@
           <w:sz w:val="22"/>
           <w:szCs w:val="22"/>
         </w:rPr>
-        <w:t xml:space="preserve">El sistema no encuentra casos que coincidan con los criterios establecidos.</w:t>
+        <w:t xml:space="preserve">El sistema muestra el mensaje “No se encontraron casos”, con el texto “Ningún caso coincide con los criterios de búsqueda y filtros seleccionados.” y el botón “Restablecer filtros”.</w:t>
       </w:r>
     </w:p>
     <w:p>
@@ -2224,43 +2506,7 @@
           <w:sz w:val="22"/>
           <w:szCs w:val="22"/>
         </w:rPr>
-        <w:t xml:space="preserve">El sistema muestra un mensaje indicando que no existen resultados.</w:t>
-      </w:r>
-    </w:p>
-    <w:p>
-      <w:pPr>
-        <w:pStyle w:val="ListParagraph"/>
-        <w:numPr>
-          <w:ilvl w:val="0"/>
-          <w:numId w:val="4"/>
-        </w:numPr>
-        <w:spacing w:after="80"/>
-      </w:pPr>
-      <w:r>
-        <w:rPr>
-          <w:rFonts w:ascii="Calibri" w:cs="Calibri" w:eastAsia="Calibri" w:hAnsi="Calibri"/>
-          <w:sz w:val="22"/>
-          <w:szCs w:val="22"/>
-        </w:rPr>
-        <w:t xml:space="preserve">El sistema permite al usuario modificar los criterios y realizar una nueva búsqueda.</w:t>
-      </w:r>
-    </w:p>
-    <w:p>
-      <w:pPr>
-        <w:pStyle w:val="ListParagraph"/>
-        <w:numPr>
-          <w:ilvl w:val="0"/>
-          <w:numId w:val="4"/>
-        </w:numPr>
-        <w:spacing w:after="80"/>
-      </w:pPr>
-      <w:r>
-        <w:rPr>
-          <w:rFonts w:ascii="Calibri" w:cs="Calibri" w:eastAsia="Calibri" w:hAnsi="Calibri"/>
-          <w:sz w:val="22"/>
-          <w:szCs w:val="22"/>
-        </w:rPr>
-        <w:t xml:space="preserve">Fin del flujo alterno.</w:t>
+        <w:t xml:space="preserve">El usuario modifica los criterios o presiona “Restablecer filtros” y retorna al paso 2 del Flujo Normal Básico.</w:t>
       </w:r>
     </w:p>
     <w:p>
@@ -2294,7 +2540,7 @@
           <w:sz w:val="22"/>
           <w:szCs w:val="22"/>
         </w:rPr>
-        <w:t xml:space="preserve">El usuario introduce información que no cumple con el formato requerido.</w:t>
+        <w:t xml:space="preserve">El usuario escribe una fecha que no cumple el formato o un código o correo más largo de lo permitido.</w:t>
       </w:r>
     </w:p>
     <w:p>
@@ -2312,7 +2558,7 @@
           <w:sz w:val="22"/>
           <w:szCs w:val="22"/>
         </w:rPr>
-        <w:t xml:space="preserve">El sistema identifica el criterio inválido y muestra un mensaje indicando cómo corregirlo, por ejemplo: “La fecha inicial es inválida. Use el formato DD/MM/AAAA” o “La fecha inicial no puede ser posterior a la fecha final (formato DD/MM/AAAA)”.</w:t>
+        <w:t xml:space="preserve">El sistema muestra un mensaje que indica cómo corregirlo, por ejemplo: “La fecha inicial es inválida. Use el formato DD/MM/AAAA”, “La fecha final es inválida. Use el formato DD/MM/AAAA” o “La fecha inicial no puede ser posterior a la fecha final (formato DD/MM/AAAA)”.</w:t>
       </w:r>
     </w:p>
     <w:p>
@@ -2330,7 +2576,7 @@
           <w:sz w:val="22"/>
           <w:szCs w:val="22"/>
         </w:rPr>
-        <w:t xml:space="preserve">Retorna al paso 3 del Flujo Normal Básico.</w:t>
+        <w:t xml:space="preserve">El sistema retorna al paso 2 del Flujo Normal Básico.</w:t>
       </w:r>
     </w:p>
     <w:p>
@@ -2365,7 +2611,7 @@
           <w:sz w:val="22"/>
           <w:szCs w:val="22"/>
         </w:rPr>
-        <w:t xml:space="preserve">El usuario obtiene los casos que coinciden con los criterios seleccionados.</w:t>
+        <w:t xml:space="preserve">El usuario obtiene los casos que coinciden con los criterios elegidos, ordenados como indicó.</w:t>
       </w:r>
     </w:p>
     <w:p>
@@ -2383,7 +2629,40 @@
           <w:sz w:val="22"/>
           <w:szCs w:val="22"/>
         </w:rPr>
-        <w:t xml:space="preserve">Los resultados pueden ser consultados y ordenados.</w:t>
+        <w:t xml:space="preserve">El usuario puede continuar con la gestión de cada caso (CU-07).</w:t>
+      </w:r>
+    </w:p>
+    <w:p>
+      <w:pPr>
+        <w:pStyle w:val="Heading1"/>
+        <w:spacing w:after="120" w:before="240"/>
+      </w:pPr>
+      <w:r>
+        <w:rPr>
+          <w:rFonts w:ascii="Calibri" w:cs="Calibri" w:eastAsia="Calibri" w:hAnsi="Calibri"/>
+          <w:b/>
+          <w:bCs/>
+          <w:color w:val="1F3864"/>
+          <w:sz w:val="28"/>
+          <w:szCs w:val="28"/>
+        </w:rPr>
+        <w:t xml:space="preserve">3. Requerimientos suplementarios o no funcionales</w:t>
+      </w:r>
+    </w:p>
+    <w:p>
+      <w:pPr>
+        <w:keepNext/>
+        <w:spacing w:after="60" w:before="140"/>
+      </w:pPr>
+      <w:r>
+        <w:rPr>
+          <w:rFonts w:ascii="Calibri" w:cs="Calibri" w:eastAsia="Calibri" w:hAnsi="Calibri"/>
+          <w:b/>
+          <w:bCs/>
+          <w:sz w:val="22"/>
+          <w:szCs w:val="22"/>
+        </w:rPr>
+        <w:t xml:space="preserve">Usabilidad</w:t>
       </w:r>
     </w:p>
     <w:p>
@@ -2401,24 +2680,7 @@
           <w:sz w:val="22"/>
           <w:szCs w:val="22"/>
         </w:rPr>
-        <w:t xml:space="preserve">El usuario puede seleccionar un caso para continuar con su gestión en CU-07.</w:t>
-      </w:r>
-    </w:p>
-    <w:p>
-      <w:pPr>
-        <w:pStyle w:val="Heading1"/>
-        <w:spacing w:after="120" w:before="240"/>
-      </w:pPr>
-      <w:r>
-        <w:rPr>
-          <w:rFonts w:ascii="Calibri" w:cs="Calibri" w:eastAsia="Calibri" w:hAnsi="Calibri"/>
-          <w:b/>
-          <w:bCs/>
-          <w:color w:val="1F3864"/>
-          <w:sz w:val="28"/>
-          <w:szCs w:val="28"/>
-        </w:rPr>
-        <w:t xml:space="preserve">3. Requerimientos suplementarios o no funcionales</w:t>
+        <w:t xml:space="preserve">Los filtros deben ser claros y poder combinarse libremente.</w:t>
       </w:r>
     </w:p>
     <w:p>
@@ -2434,7 +2696,7 @@
           <w:sz w:val="22"/>
           <w:szCs w:val="22"/>
         </w:rPr>
-        <w:t xml:space="preserve">Usabilidad</w:t>
+        <w:t xml:space="preserve">Desempeño</w:t>
       </w:r>
     </w:p>
     <w:p>
@@ -2452,7 +2714,23 @@
           <w:sz w:val="22"/>
           <w:szCs w:val="22"/>
         </w:rPr>
-        <w:t xml:space="preserve">Los filtros deben ser claros y fáciles de utilizar.</w:t>
+        <w:t xml:space="preserve">Las búsquedas deben responder en menos de 3 segundos, incluso con hasta 10,000 casos.</w:t>
+      </w:r>
+    </w:p>
+    <w:p>
+      <w:pPr>
+        <w:keepNext/>
+        <w:spacing w:after="60" w:before="140"/>
+      </w:pPr>
+      <w:r>
+        <w:rPr>
+          <w:rFonts w:ascii="Calibri" w:cs="Calibri" w:eastAsia="Calibri" w:hAnsi="Calibri"/>
+          <w:b/>
+          <w:bCs/>
+          <w:sz w:val="22"/>
+          <w:szCs w:val="22"/>
+        </w:rPr>
+        <w:t xml:space="preserve">Seguridad</w:t>
       </w:r>
     </w:p>
     <w:p>
@@ -2470,7 +2748,7 @@
           <w:sz w:val="22"/>
           <w:szCs w:val="22"/>
         </w:rPr>
-        <w:t xml:space="preserve">El sistema debe permitir combinar varios criterios simultáneamente.</w:t>
+        <w:t xml:space="preserve">Cada usuario ve únicamente los casos permitidos por su rol: el Gerente y el Operador solo los de su sucursal; el Administrador General, los de todas.</w:t>
       </w:r>
     </w:p>
     <w:p>
@@ -2486,7 +2764,7 @@
           <w:sz w:val="22"/>
           <w:szCs w:val="22"/>
         </w:rPr>
-        <w:t xml:space="preserve">Desempeño</w:t>
+        <w:t xml:space="preserve">Funcionalidad</w:t>
       </w:r>
     </w:p>
     <w:p>
@@ -2504,75 +2782,7 @@
           <w:sz w:val="22"/>
           <w:szCs w:val="22"/>
         </w:rPr>
-        <w:t xml:space="preserve">Las búsquedas deben ejecutarse en menos de 3 segundos incluso con un volumen elevado de casos (hasta 10,000 registros).</w:t>
-      </w:r>
-    </w:p>
-    <w:p>
-      <w:pPr>
-        <w:keepNext/>
-        <w:spacing w:after="60" w:before="140"/>
-      </w:pPr>
-      <w:r>
-        <w:rPr>
-          <w:rFonts w:ascii="Calibri" w:cs="Calibri" w:eastAsia="Calibri" w:hAnsi="Calibri"/>
-          <w:b/>
-          <w:bCs/>
-          <w:sz w:val="22"/>
-          <w:szCs w:val="22"/>
-        </w:rPr>
-        <w:t xml:space="preserve">Seguridad</w:t>
-      </w:r>
-    </w:p>
-    <w:p>
-      <w:pPr>
-        <w:pStyle w:val="ListParagraph"/>
-        <w:numPr>
-          <w:ilvl w:val="0"/>
-          <w:numId w:val="2"/>
-        </w:numPr>
-        <w:spacing w:after="60"/>
-      </w:pPr>
-      <w:r>
-        <w:rPr>
-          <w:rFonts w:ascii="Calibri" w:cs="Calibri" w:eastAsia="Calibri" w:hAnsi="Calibri"/>
-          <w:sz w:val="22"/>
-          <w:szCs w:val="22"/>
-        </w:rPr>
-        <w:t xml:space="preserve">Cada usuario debe visualizar únicamente los casos que tiene permitido consultar según su rol y sucursal (el Gerente y el Operador solo ven los de su sucursal).</w:t>
-      </w:r>
-    </w:p>
-    <w:p>
-      <w:pPr>
-        <w:keepNext/>
-        <w:spacing w:after="60" w:before="140"/>
-      </w:pPr>
-      <w:r>
-        <w:rPr>
-          <w:rFonts w:ascii="Calibri" w:cs="Calibri" w:eastAsia="Calibri" w:hAnsi="Calibri"/>
-          <w:b/>
-          <w:bCs/>
-          <w:sz w:val="22"/>
-          <w:szCs w:val="22"/>
-        </w:rPr>
-        <w:t xml:space="preserve">Funcionalidad</w:t>
-      </w:r>
-    </w:p>
-    <w:p>
-      <w:pPr>
-        <w:pStyle w:val="ListParagraph"/>
-        <w:numPr>
-          <w:ilvl w:val="0"/>
-          <w:numId w:val="2"/>
-        </w:numPr>
-        <w:spacing w:after="60"/>
-      </w:pPr>
-      <w:r>
-        <w:rPr>
-          <w:rFonts w:ascii="Calibri" w:cs="Calibri" w:eastAsia="Calibri" w:hAnsi="Calibri"/>
-          <w:sz w:val="22"/>
-          <w:szCs w:val="22"/>
-        </w:rPr>
-        <w:t xml:space="preserve">El filtro por sucursal debe estar disponible debido a que el restaurante cuenta con múltiples sucursales.</w:t>
+        <w:t xml:space="preserve">El filtro por sucursal debe estar disponible porque el restaurante cuenta con varias sucursales.</w:t>
       </w:r>
     </w:p>
     <w:p>
